--- a/Documentacion/Evaluaciones/Evaluacion 3/3.1.5 Plan de Pruebas de Respaldo y Recuperacion de base de datos.docx
+++ b/Documentacion/Evaluaciones/Evaluacion 3/3.1.5 Plan de Pruebas de Respaldo y Recuperacion de base de datos.docx
@@ -147,13 +147,8 @@
           <w:rFonts w:hint="eastAsia"/>
         </w:rPr>
       </w:pPr>
-      <w:proofErr w:type="spellStart"/>
       <w:r>
-        <w:t>ReservaFacil</w:t>
-      </w:r>
-      <w:proofErr w:type="spellEnd"/>
-      <w:r>
-        <w:t xml:space="preserve"> – Plataforma Web de Gestión de Reservas para Barbería</w:t>
+        <w:t>ReservaFacil – Plataforma Web de Gestión de Reservas para Barbería</w:t>
       </w:r>
     </w:p>
     <w:p>
@@ -188,13 +183,8 @@
         </w:rPr>
       </w:pPr>
       <w:r>
-        <w:t xml:space="preserve">Grupo </w:t>
+        <w:t>Grupo N°</w:t>
       </w:r>
-      <w:proofErr w:type="spellStart"/>
-      <w:r>
-        <w:t>N°</w:t>
-      </w:r>
-      <w:proofErr w:type="spellEnd"/>
     </w:p>
     <w:p>
       <w:pPr>
@@ -368,11 +358,9 @@
                 <w:highlight w:val="yellow"/>
               </w:rPr>
             </w:pPr>
-            <w:proofErr w:type="spellStart"/>
             <w:r>
               <w:t>BarberShop</w:t>
             </w:r>
-            <w:proofErr w:type="spellEnd"/>
           </w:p>
         </w:tc>
       </w:tr>
@@ -924,13 +912,8 @@
               </w:rPr>
             </w:pPr>
             <w:r>
-              <w:t xml:space="preserve">Versión </w:t>
-            </w:r>
-            <w:proofErr w:type="spellStart"/>
-            <w:r>
-              <w:t>doc</w:t>
-            </w:r>
-            <w:proofErr w:type="spellEnd"/>
+              <w:t>Versión doc</w:t>
+            </w:r>
           </w:p>
         </w:tc>
         <w:tc>
@@ -2195,23 +2178,7 @@
           <w:sz w:val="20"/>
           <w:szCs w:val="22"/>
         </w:rPr>
-        <w:t xml:space="preserve">El presente documento tiene como objetivo definir y documentar las pruebas realizadas para verificar los mecanismos de respaldo y recuperación de la base de datos utilizados por la plataforma web </w:t>
-      </w:r>
-      <w:proofErr w:type="spellStart"/>
-      <w:r>
-        <w:rPr>
-          <w:sz w:val="20"/>
-          <w:szCs w:val="22"/>
-        </w:rPr>
-        <w:t>ReservaFacil</w:t>
-      </w:r>
-      <w:proofErr w:type="spellEnd"/>
-      <w:r>
-        <w:rPr>
-          <w:sz w:val="20"/>
-          <w:szCs w:val="22"/>
-        </w:rPr>
-        <w:t>.</w:t>
+        <w:t>El presente documento tiene como objetivo definir y documentar las pruebas realizadas para verificar los mecanismos de respaldo y recuperación de la base de datos utilizados por la plataforma web ReservaFacil.</w:t>
       </w:r>
     </w:p>
     <w:p>
@@ -2446,23 +2413,7 @@
           <w:rFonts w:cs="Arial"/>
           <w:szCs w:val="20"/>
         </w:rPr>
-        <w:t xml:space="preserve">Disponibilidad de la base de datos en ambiente </w:t>
-      </w:r>
-      <w:proofErr w:type="spellStart"/>
-      <w:r>
-        <w:rPr>
-          <w:rFonts w:cs="Arial"/>
-          <w:szCs w:val="20"/>
-        </w:rPr>
-        <w:t>cloud</w:t>
-      </w:r>
-      <w:proofErr w:type="spellEnd"/>
-      <w:r>
-        <w:rPr>
-          <w:rFonts w:cs="Arial"/>
-          <w:szCs w:val="20"/>
-        </w:rPr>
-        <w:t xml:space="preserve"> (Render).</w:t>
+        <w:t>Disponibilidad de la base de datos en ambiente cloud (Render).</w:t>
       </w:r>
     </w:p>
     <w:p>
@@ -2490,23 +2441,7 @@
           <w:sz w:val="20"/>
           <w:szCs w:val="20"/>
         </w:rPr>
-        <w:t xml:space="preserve">Además, las pruebas contemplan la validación de la persistencia de los datos almacenados en PostgreSQL, verificando que la información de usuarios y reservas permanezca disponible después de reinicios de sesión, despliegues de la aplicación o actualizaciones del sistema. Asimismo, se evalúa la correcta comunicación entre Django y PostgreSQL, la recuperación de registros almacenados y la disponibilidad de la base de datos desde el entorno </w:t>
-      </w:r>
-      <w:proofErr w:type="spellStart"/>
-      <w:r>
-        <w:rPr>
-          <w:sz w:val="20"/>
-          <w:szCs w:val="20"/>
-        </w:rPr>
-        <w:t>cloud</w:t>
-      </w:r>
-      <w:proofErr w:type="spellEnd"/>
-      <w:r>
-        <w:rPr>
-          <w:sz w:val="20"/>
-          <w:szCs w:val="20"/>
-        </w:rPr>
-        <w:t xml:space="preserve"> de Render.</w:t>
+        <w:t>Además, las pruebas contemplan la validación de la persistencia de los datos almacenados en PostgreSQL, verificando que la información de usuarios y reservas permanezca disponible después de reinicios de sesión, despliegues de la aplicación o actualizaciones del sistema. Asimismo, se evalúa la correcta comunicación entre Django y PostgreSQL, la recuperación de registros almacenados y la disponibilidad de la base de datos desde el entorno cloud de Render.</w:t>
       </w:r>
     </w:p>
     <w:p>
@@ -2683,11 +2618,9 @@
                 <w:rFonts w:hint="eastAsia"/>
               </w:rPr>
             </w:pPr>
-            <w:proofErr w:type="spellStart"/>
             <w:r>
               <w:t>Frontend</w:t>
             </w:r>
-            <w:proofErr w:type="spellEnd"/>
           </w:p>
         </w:tc>
         <w:tc>
@@ -2740,11 +2673,9 @@
                 <w:rFonts w:hint="eastAsia"/>
               </w:rPr>
             </w:pPr>
-            <w:proofErr w:type="spellStart"/>
             <w:r>
               <w:t>Backend</w:t>
             </w:r>
-            <w:proofErr w:type="spellEnd"/>
           </w:p>
         </w:tc>
         <w:tc>
@@ -3045,13 +2976,8 @@
                 <w:rFonts w:hint="eastAsia"/>
               </w:rPr>
             </w:pPr>
-            <w:proofErr w:type="spellStart"/>
-            <w:r>
-              <w:t>pip</w:t>
-            </w:r>
-            <w:proofErr w:type="spellEnd"/>
-            <w:r>
-              <w:t xml:space="preserve"> y requirements.txt</w:t>
+            <w:r>
+              <w:t>pip y requirements.txt</w:t>
             </w:r>
           </w:p>
         </w:tc>
@@ -3449,8 +3375,12 @@
               <w:pStyle w:val="TableHeading"/>
               <w:rPr>
                 <w:rFonts w:hint="eastAsia"/>
-              </w:rPr>
-            </w:pPr>
+                <w:u w:val="single"/>
+              </w:rPr>
+            </w:pPr>
+            <w:r>
+              <w:t>si</w:t>
+            </w:r>
           </w:p>
         </w:tc>
       </w:tr>
@@ -3975,6 +3905,9 @@
                 <w:rFonts w:hint="eastAsia"/>
               </w:rPr>
             </w:pPr>
+            <w:r>
+              <w:t>si</w:t>
+            </w:r>
           </w:p>
         </w:tc>
       </w:tr>
@@ -4094,23 +4027,7 @@
                 <w:b/>
                 <w:bCs/>
               </w:rPr>
-              <w:t xml:space="preserve">Acceder a Django </w:t>
-            </w:r>
-            <w:proofErr w:type="spellStart"/>
-            <w:r>
-              <w:rPr>
-                <w:b/>
-                <w:bCs/>
-              </w:rPr>
-              <w:t>Admin</w:t>
-            </w:r>
-            <w:proofErr w:type="spellEnd"/>
-            <w:r>
-              <w:rPr>
-                <w:b/>
-                <w:bCs/>
-              </w:rPr>
-              <w:t>.</w:t>
+              <w:t>Acceder a Django Admin.</w:t>
             </w:r>
           </w:p>
           <w:p>
@@ -5095,6 +5012,9 @@
                 <w:rFonts w:hint="eastAsia"/>
               </w:rPr>
             </w:pPr>
+            <w:r>
+              <w:t>si</w:t>
+            </w:r>
           </w:p>
         </w:tc>
       </w:tr>
@@ -5141,15 +5061,7 @@
               </w:rPr>
             </w:pPr>
             <w:r>
-              <w:t xml:space="preserve">Comprobar que la aplicación puede acceder correctamente a PostgreSQL desde el entorno </w:t>
-            </w:r>
-            <w:proofErr w:type="spellStart"/>
-            <w:r>
-              <w:t>cloud</w:t>
-            </w:r>
-            <w:proofErr w:type="spellEnd"/>
-            <w:r>
-              <w:t xml:space="preserve"> de Render.</w:t>
+              <w:t>Comprobar que la aplicación puede acceder correctamente a PostgreSQL desde el entorno cloud de Render.</w:t>
             </w:r>
           </w:p>
         </w:tc>
@@ -5601,6 +5513,9 @@
                 <w:rFonts w:hint="eastAsia"/>
               </w:rPr>
             </w:pPr>
+            <w:r>
+              <w:t>si</w:t>
+            </w:r>
           </w:p>
         </w:tc>
       </w:tr>
@@ -6038,63 +5953,7 @@
           <w:sz w:val="20"/>
           <w:szCs w:val="20"/>
         </w:rPr>
-        <w:t xml:space="preserve">Asimismo, se comprobó que la comunicación entre Django y PostgreSQL funciona de manera estable en el entorno </w:t>
-      </w:r>
-      <w:proofErr w:type="spellStart"/>
-      <w:r>
-        <w:rPr>
-          <w:rFonts w:ascii="NewsGotT" w:hAnsi="NewsGotT"/>
-          <w:sz w:val="20"/>
-          <w:szCs w:val="20"/>
-        </w:rPr>
-        <w:t>cloud</w:t>
-      </w:r>
-      <w:proofErr w:type="spellEnd"/>
-      <w:r>
-        <w:rPr>
-          <w:rFonts w:ascii="NewsGotT" w:hAnsi="NewsGotT"/>
-          <w:sz w:val="20"/>
-          <w:szCs w:val="20"/>
-        </w:rPr>
-        <w:t xml:space="preserve"> de Render, permitiendo recuperar la información almacenada sin pérdidas ni inconsistencias. Las validaciones realizadas sobre usuarios y reservas confirmaron la integridad de los datos y la disponibilidad permanente de la </w:t>
-      </w:r>
-      <w:proofErr w:type="spellStart"/>
-      <w:proofErr w:type="gramStart"/>
-      <w:r>
-        <w:rPr>
-          <w:rFonts w:ascii="NewsGotT" w:hAnsi="NewsGotT"/>
-          <w:sz w:val="20"/>
-          <w:szCs w:val="20"/>
-        </w:rPr>
-        <w:t>información.Los</w:t>
-      </w:r>
-      <w:proofErr w:type="spellEnd"/>
-      <w:proofErr w:type="gramEnd"/>
-      <w:r>
-        <w:rPr>
-          <w:rFonts w:ascii="NewsGotT" w:hAnsi="NewsGotT"/>
-          <w:sz w:val="20"/>
-          <w:szCs w:val="20"/>
-        </w:rPr>
-        <w:t xml:space="preserve"> resultados obtenidos evidencian que la base de datos PostgreSQL proporciona un almacenamiento confiable para la plataforma </w:t>
-      </w:r>
-      <w:proofErr w:type="spellStart"/>
-      <w:r>
-        <w:rPr>
-          <w:rFonts w:ascii="NewsGotT" w:hAnsi="NewsGotT"/>
-          <w:sz w:val="20"/>
-          <w:szCs w:val="20"/>
-        </w:rPr>
-        <w:t>ReservaFacil</w:t>
-      </w:r>
-      <w:proofErr w:type="spellEnd"/>
-      <w:r>
-        <w:rPr>
-          <w:rFonts w:ascii="NewsGotT" w:hAnsi="NewsGotT"/>
-          <w:sz w:val="20"/>
-          <w:szCs w:val="20"/>
-        </w:rPr>
-        <w:t>, permitiendo mantener la continuidad operativa del sistema y garantizando la correcta gestión de la información crítica de la aplicación.</w:t>
+        <w:t>Asimismo, se comprobó que la comunicación entre Django y PostgreSQL funciona de manera estable en el entorno cloud de Render, permitiendo recuperar la información almacenada sin pérdidas ni inconsistencias. Las validaciones realizadas sobre usuarios y reservas confirmaron la integridad de los datos y la disponibilidad permanente de la información.Los resultados obtenidos evidencian que la base de datos PostgreSQL proporciona un almacenamiento confiable para la plataforma ReservaFacil, permitiendo mantener la continuidad operativa del sistema y garantizando la correcta gestión de la información crítica de la aplicación.</w:t>
       </w:r>
     </w:p>
     <w:p>
@@ -11120,16 +10979,25 @@
 </file>
 
 <file path=customXml/item1.xml><?xml version="1.0" encoding="utf-8"?>
-<b:Sources xmlns:b="http://schemas.openxmlformats.org/officeDocument/2006/bibliography" xmlns="http://schemas.openxmlformats.org/officeDocument/2006/bibliography" SelectedStyle="\APASixthEditionOfficeOnline.xsl" StyleName="APA" Version="6"/>
-</file>
-
-<file path=customXml/item2.xml><?xml version="1.0" encoding="utf-8"?>
 <p:properties xmlns:p="http://schemas.microsoft.com/office/2006/metadata/properties" xmlns:xsi="http://www.w3.org/2001/XMLSchema-instance" xmlns:pc="http://schemas.microsoft.com/office/infopath/2007/PartnerControls">
   <documentManagement/>
 </p:properties>
 </file>
 
+<file path=customXml/item2.xml><?xml version="1.0" encoding="utf-8"?>
+<b:Sources xmlns:b="http://schemas.openxmlformats.org/officeDocument/2006/bibliography" xmlns="http://schemas.openxmlformats.org/officeDocument/2006/bibliography" SelectedStyle="\APASixthEditionOfficeOnline.xsl" StyleName="APA" Version="6"/>
+</file>
+
 <file path=customXml/item3.xml><?xml version="1.0" encoding="utf-8"?>
+<?mso-contentType ?>
+<FormTemplates xmlns="http://schemas.microsoft.com/sharepoint/v3/contenttype/forms">
+  <Display>DocumentLibraryForm</Display>
+  <Edit>DocumentLibraryForm</Edit>
+  <New>DocumentLibraryForm</New>
+</FormTemplates>
+</file>
+
+<file path=customXml/item4.xml><?xml version="1.0" encoding="utf-8"?>
 <ct:contentTypeSchema xmlns:ct="http://schemas.microsoft.com/office/2006/metadata/contentType" xmlns:ma="http://schemas.microsoft.com/office/2006/metadata/properties/metaAttributes" ct:_="" ma:_="" ma:contentTypeName="Documento" ma:contentTypeID="0x010100AF28BDBD65D93F4BA99B6439AFEA320E" ma:contentTypeVersion="10" ma:contentTypeDescription="Crear nuevo documento." ma:contentTypeScope="" ma:versionID="11d45d99e0339591c68aad091688ac92">
   <xsd:schema xmlns:xsd="http://www.w3.org/2001/XMLSchema" xmlns:xs="http://www.w3.org/2001/XMLSchema" xmlns:p="http://schemas.microsoft.com/office/2006/metadata/properties" xmlns:ns2="9b0ef35d-78e7-41bf-847f-3c0497ad5352" xmlns:ns3="3c969135-7855-44e0-a9fe-01d799f07605" targetNamespace="http://schemas.microsoft.com/office/2006/metadata/properties" ma:root="true" ma:fieldsID="0e603a3f7bf67670d682b80385fe4b00" ns2:_="" ns3:_="">
     <xsd:import namespace="9b0ef35d-78e7-41bf-847f-3c0497ad5352"/>
@@ -11330,24 +11198,7 @@
 </ct:contentTypeSchema>
 </file>
 
-<file path=customXml/item4.xml><?xml version="1.0" encoding="utf-8"?>
-<?mso-contentType ?>
-<FormTemplates xmlns="http://schemas.microsoft.com/sharepoint/v3/contenttype/forms">
-  <Display>DocumentLibraryForm</Display>
-  <Edit>DocumentLibraryForm</Edit>
-  <New>DocumentLibraryForm</New>
-</FormTemplates>
-</file>
-
 <file path=customXml/itemProps1.xml><?xml version="1.0" encoding="utf-8"?>
-<ds:datastoreItem xmlns:ds="http://schemas.openxmlformats.org/officeDocument/2006/customXml" ds:itemID="{892120F6-A682-4658-976B-B20F587A181D}">
-  <ds:schemaRefs>
-    <ds:schemaRef ds:uri="http://schemas.openxmlformats.org/officeDocument/2006/bibliography"/>
-  </ds:schemaRefs>
-</ds:datastoreItem>
-</file>
-
-<file path=customXml/itemProps2.xml><?xml version="1.0" encoding="utf-8"?>
 <ds:datastoreItem xmlns:ds="http://schemas.openxmlformats.org/officeDocument/2006/customXml" ds:itemID="{B203E38B-4023-43A9-9B83-ED9E35A01FB5}">
   <ds:schemaRefs>
     <ds:schemaRef ds:uri="http://schemas.microsoft.com/office/2006/metadata/properties"/>
@@ -11356,7 +11207,23 @@
 </ds:datastoreItem>
 </file>
 
+<file path=customXml/itemProps2.xml><?xml version="1.0" encoding="utf-8"?>
+<ds:datastoreItem xmlns:ds="http://schemas.openxmlformats.org/officeDocument/2006/customXml" ds:itemID="{892120F6-A682-4658-976B-B20F587A181D}">
+  <ds:schemaRefs>
+    <ds:schemaRef ds:uri="http://schemas.openxmlformats.org/officeDocument/2006/bibliography"/>
+  </ds:schemaRefs>
+</ds:datastoreItem>
+</file>
+
 <file path=customXml/itemProps3.xml><?xml version="1.0" encoding="utf-8"?>
+<ds:datastoreItem xmlns:ds="http://schemas.openxmlformats.org/officeDocument/2006/customXml" ds:itemID="{72654922-4FCC-494D-93F7-F43064C530AD}">
+  <ds:schemaRefs>
+    <ds:schemaRef ds:uri="http://schemas.microsoft.com/sharepoint/v3/contenttype/forms"/>
+  </ds:schemaRefs>
+</ds:datastoreItem>
+</file>
+
+<file path=customXml/itemProps4.xml><?xml version="1.0" encoding="utf-8"?>
 <ds:datastoreItem xmlns:ds="http://schemas.openxmlformats.org/officeDocument/2006/customXml" ds:itemID="{8A6A4A46-F142-46C7-9854-3FE79CB2998C}">
   <ds:schemaRefs>
     <ds:schemaRef ds:uri="http://schemas.microsoft.com/office/2006/metadata/contentType"/>
@@ -11373,12 +11240,4 @@
     <ds:schemaRef ds:uri="http://schemas.microsoft.com/internal/obd"/>
   </ds:schemaRefs>
 </ds:datastoreItem>
-</file>
-
-<file path=customXml/itemProps4.xml><?xml version="1.0" encoding="utf-8"?>
-<ds:datastoreItem xmlns:ds="http://schemas.openxmlformats.org/officeDocument/2006/customXml" ds:itemID="{72654922-4FCC-494D-93F7-F43064C530AD}">
-  <ds:schemaRefs>
-    <ds:schemaRef ds:uri="http://schemas.microsoft.com/sharepoint/v3/contenttype/forms"/>
-  </ds:schemaRefs>
-</ds:datastoreItem>
 </file>